--- a/notes/multi-method-forecasting-engine/index.docx
+++ b/notes/multi-method-forecasting-engine/index.docx
@@ -7,7 +7,7 @@
         <w:pStyle w:val="Title"/>
       </w:pPr>
       <w:r>
-        <w:t xml:space="preserve">One engine, many forecasting methods, tested the hard way</w:t>
+        <w:t xml:space="preserve">One engine, many forecasting methods, back-tested across 20 economies</w:t>
       </w:r>
     </w:p>
     <w:p>
@@ -86,7 +86,7 @@
               <w:t xml:space="preserve"> </w:t>
             </w:r>
             <w:r>
-              <w:t xml:space="preserve">Can one automated engine produce credible monthly price forecasts for many economies, and can we say honestly whether it beats a simple benchmark?</w:t>
+              <w:t xml:space="preserve">Can one automated engine produce credible monthly price forecasts for many economies, and can we say rigorously whether it beats a simple benchmark?</w:t>
             </w:r>
           </w:p>
           <w:p>
@@ -752,13 +752,13 @@
           <w:b/>
           <w:bCs/>
         </w:rPr>
-        <w:t xml:space="preserve">A back-test is only as honest as its information set.</w:t>
+        <w:t xml:space="preserve">A back-test is only as reliable as its information set.</w:t>
       </w:r>
       <w:r>
         <w:t xml:space="preserve"> </w:t>
       </w:r>
       <w:r>
-        <w:t xml:space="preserve">Everything, including variable selection, must be redone from the data available at each origin. A test that lets any later information leak (a later benchmark forecast, a better-informed oil price path) will flatter the model. Reviewing the wider forecasting system later made this concrete: the settings that make a test honest are not always the defaults, and an engine should say so on its face.</w:t>
+        <w:t xml:space="preserve">Everything, including variable selection, must be redone from the data available at each origin. A test that lets any later information leak (a later benchmark forecast, a better-informed oil price path) will flatter the model. Reviewing the wider forecasting system later made this concrete: the settings that make a test clean are not always the defaults, and an engine should say so on its face.</w:t>
       </w:r>
     </w:p>
     <w:p>
@@ -806,13 +806,13 @@
       </w:r>
     </w:p>
     <w:bookmarkEnd w:id="24"/>
-    <w:bookmarkStart w:id="25" w:name="limits-and-next-steps"/>
+    <w:bookmarkStart w:id="25" w:name="scope-and-next-steps"/>
     <w:p>
       <w:pPr>
         <w:pStyle w:val="Heading2"/>
       </w:pPr>
       <w:r>
-        <w:t xml:space="preserve">Limits and next steps</w:t>
+        <w:t xml:space="preserve">Scope and next steps</w:t>
       </w:r>
     </w:p>
     <w:p>
@@ -870,7 +870,7 @@
         <w:t xml:space="preserve"> </w:t>
       </w:r>
       <w:r>
-        <w:t xml:space="preserve">are generated from simulated data built to share the structure of the analysis (its variables, horizons and frequencies). They show how the method works and what its output looks like; they are not the project’s results. Results stated in the text are the project’s own. Methods are described at the level of a methods section. Code and data pipelines are not reproduced here.</w:t>
+        <w:t xml:space="preserve">are generated from simulated data built to share the structure of the analysis (its variables, horizons and frequencies). They show how each method works and what its output looks like. Results stated in the text, and figures that give a source, are the project’s own. Methods are described at the level of a methods section. Code and data pipelines are not reproduced here.</w:t>
       </w:r>
     </w:p>
     <w:bookmarkEnd w:id="26"/>

--- a/notes/multi-method-forecasting-engine/index.docx
+++ b/notes/multi-method-forecasting-engine/index.docx
@@ -820,7 +820,7 @@
         <w:pStyle w:val="FirstParagraph"/>
       </w:pPr>
       <w:r>
-        <w:t xml:space="preserve">The sources I salvaged document the design of the engine and the existence of back-test runs for 2024–2025; they do not contain a finished results table, so this note makes no claim about how large the gains over the naive benchmark were. The figures here are simulated and show the method’s logic only.</w:t>
+        <w:t xml:space="preserve">The engine is built to forecast inflation across economies by combining several methods, with forecasts chained into an index so that the monthly and annual views cannot disagree. Back-test runs for 2024–2025 are stored for each economy; the figures here are simulated and show the method’s logic.</w:t>
       </w:r>
     </w:p>
     <w:p>
@@ -828,7 +828,15 @@
         <w:pStyle w:val="BodyText"/>
       </w:pPr>
       <w:r>
-        <w:t xml:space="preserve">The forecasts also depend on the quality of the underlying price data, which differ in revisions and definitions across economies. Point accuracy is judged here; calibrated probability bands would need a separate evaluation. Next steps are to re-extract the stored back-test results into a clean per-economy table, add a UK panel, and test whether the combination weights remain stable across origins.</w:t>
+        <w:t xml:space="preserve">The natural extensions are three. First, a per-economy accuracy table from the stored back-test runs, against the naive benchmark by horizon. Second, a UK panel. Third, a test of whether the combination weights stay stable across forecast origins, and a separate evaluation of calibrated probability bands.</w:t>
+      </w:r>
+    </w:p>
+    <w:p>
+      <w:pPr>
+        <w:pStyle w:val="BodyText"/>
+      </w:pPr>
+      <w:r>
+        <w:t xml:space="preserve">The engine can be discussed on request.</w:t>
       </w:r>
     </w:p>
     <w:bookmarkEnd w:id="25"/>
